--- a/docs/6k/diploma/Голосуев ВКР.docx
+++ b/docs/6k/diploma/Голосуев ВКР.docx
@@ -5108,6 +5108,7 @@
         <w:t xml:space="preserve"> </w:t>
       </w:r>
       <w:commentRangeStart w:id="19"/>
+      <w:commentRangeStart w:id="20"/>
       <w:r>
         <w:t>предназначен для обеспечения</w:t>
       </w:r>
@@ -5126,349 +5127,368 @@
         </w:rPr>
         <w:commentReference w:id="19"/>
       </w:r>
-      <w:r>
-        <w:t>решений на стороне клиента. LSP</w:t>
-      </w:r>
-      <w:r>
-        <w:t xml:space="preserve"> [11]</w:t>
-      </w:r>
-      <w:r>
-        <w:t xml:space="preserve"> (Language Server Protocol) — это протокол, разработанный компанией Microsoft для стандартизации взаимодействия между редакторами кода и инструментами анализа языков программирования. LSP-сервер предоставляет такие возможности, как автодополнение, переход к определению, поиск ссылок, подсветка синтаксических ошибок и рефакторинг. Сервис </w:t>
-      </w:r>
-      <w:r>
-        <w:t>lsp-manager</w:t>
-      </w:r>
-      <w:r>
-        <w:t xml:space="preserve"> управляет жизненным циклом Docker-контейнеров, внутри которых запущены LSP-серверы для различных языков программирования. При подключении пользователя </w:t>
-      </w:r>
-      <w:r>
-        <w:t>lsp-manager</w:t>
-      </w:r>
-      <w:r>
-        <w:t xml:space="preserve"> создает новый контейнер с соответствующим LSP-сервером, проксирует поток ввода-вывода (</w:t>
-      </w:r>
-      <w:r>
-        <w:rPr>
-          <w:i/>
-          <w:iCs/>
-        </w:rPr>
-        <w:t>stdio</w:t>
-      </w:r>
-      <w:r>
-        <w:t xml:space="preserve">) этого контейнера в WebSocket-соединение с клиентом и обратно. Таким образом, редактор кода в браузере пользователя получает возможность взаимодействовать с LSP-сервером так, как если бы он был установлен локально. </w:t>
-      </w:r>
-      <w:r>
-        <w:t xml:space="preserve">Сервис </w:t>
-      </w:r>
-      <w:r>
-        <w:t>lsp-manager</w:t>
-      </w:r>
-      <w:r>
-        <w:t xml:space="preserve"> </w:t>
-      </w:r>
-      <w:r>
-        <w:lastRenderedPageBreak/>
-        <w:t>также отслеживает завершение сеансов и останавливает неиспользуемые контейнеры для экономии ресурсов.</w:t>
-      </w:r>
-    </w:p>
-    <w:p>
-      <w:pPr>
-        <w:pStyle w:val="2"/>
-      </w:pPr>
-      <w:bookmarkStart w:id="20" w:name="_Toc230647487"/>
-      <w:r>
-        <w:t xml:space="preserve">2.5 Возможности репликации </w:t>
-      </w:r>
-      <w:r>
-        <w:t>микросервис</w:t>
-      </w:r>
-      <w:r>
-        <w:t>ов</w:t>
-      </w:r>
-      <w:r>
-        <w:t xml:space="preserve"> ИС</w:t>
-      </w:r>
-      <w:bookmarkEnd w:id="20"/>
-    </w:p>
-    <w:p>
-      <w:r>
-        <w:t>Архитектура системы спроектирована с учетом горизонтального масштабирования и репликации ключевых компонентов для обеспечения высокой пропускной способности и отказоустойчивости. Каждый микросервис может быть запущен в нескольких экземплярах, что позволяет распределять нагрузку и сохранять работоспособность системы при отказе отдельных узлов. Механизмы синхронизации между репликами различаются в зависимости от характера сервиса и его коммуникационных паттернов.</w:t>
-      </w:r>
-    </w:p>
-    <w:p>
-      <w:pPr>
-        <w:pStyle w:val="3"/>
-      </w:pPr>
-      <w:r>
-        <w:t xml:space="preserve">2.5.1 Репликация сервиса </w:t>
-      </w:r>
-      <w:r>
-        <w:rPr>
-          <w:lang w:val="en-US"/>
-        </w:rPr>
-        <w:t>web</w:t>
-      </w:r>
-      <w:r>
-        <w:t>-</w:t>
-      </w:r>
-      <w:r>
-        <w:rPr>
-          <w:lang w:val="en-US"/>
-        </w:rPr>
-        <w:t>server</w:t>
-      </w:r>
-    </w:p>
-    <w:p>
-      <w:r>
-        <w:t xml:space="preserve">Сервис </w:t>
-      </w:r>
-      <w:r>
-        <w:t>web-server</w:t>
-      </w:r>
-      <w:r>
-        <w:t xml:space="preserve"> подлежит репликации для увеличения доступности API-шлюза и обработки возрастающего числа HTTP-запросов от фронтенда. Несколько экземпляров </w:t>
-      </w:r>
-      <w:r>
-        <w:t>web-server</w:t>
-      </w:r>
-      <w:r>
-        <w:t xml:space="preserve"> работают параллельно, каждый из которых имеет собственное подключение к PostgreSQL и Redis. При горизонтальном масштабировании </w:t>
-      </w:r>
-      <w:r>
-        <w:t>web-server</w:t>
-      </w:r>
-      <w:r>
-        <w:t xml:space="preserve"> увеличивается пропускная способность обработки CRUD-операций, запросов на проверку решений и запросов к конфигурации платформы. Проблема синхронизации между репликами решается через Redis, который используется не для кеширования, а как канал оповещения. Когда один экземпляр </w:t>
-      </w:r>
-      <w:r>
-        <w:t>web-server</w:t>
-      </w:r>
-      <w:r>
-        <w:t xml:space="preserve"> получает результат проверки из Kafka, он не может напрямую отдать его пользователю, поскольку соединение с пользователем принадлежит другому экземпляру. Поэтому сервис публикует результат в Redis, а все реплики </w:t>
-      </w:r>
-      <w:r>
-        <w:t>web-server</w:t>
-      </w:r>
-      <w:r>
-        <w:t xml:space="preserve"> подписаны на соответствующие каналы. Тот экземпляр, который имеет активное соединение с ожидающим пользователем, забирает результат из Redis и отправляет его на фронтенд. Отказ одного из экземпляров </w:t>
-      </w:r>
-      <w:r>
-        <w:t>web-server</w:t>
-      </w:r>
-      <w:r>
-        <w:t xml:space="preserve"> не приводит к потере пользовательских запросов, так как другие реплики продолжают обслуживать трафик.</w:t>
-      </w:r>
-    </w:p>
-    <w:p/>
-    <w:p>
-      <w:pPr>
-        <w:pStyle w:val="3"/>
-      </w:pPr>
-      <w:r>
-        <w:lastRenderedPageBreak/>
-        <w:t>2.5.</w:t>
-      </w:r>
-      <w:r>
-        <w:t>2</w:t>
-      </w:r>
-      <w:r>
-        <w:t xml:space="preserve"> Репликация сервиса </w:t>
-      </w:r>
-      <w:r>
-        <w:rPr>
-          <w:lang w:val="en-US"/>
-        </w:rPr>
-        <w:t>test</w:t>
-      </w:r>
-      <w:r>
-        <w:t>-</w:t>
-      </w:r>
-      <w:r>
-        <w:rPr>
-          <w:lang w:val="en-US"/>
-        </w:rPr>
-        <w:t>runner</w:t>
-      </w:r>
-    </w:p>
-    <w:p>
-      <w:r>
-        <w:t xml:space="preserve">Сервис </w:t>
-      </w:r>
-      <w:r>
-        <w:t>test-runner</w:t>
-      </w:r>
-      <w:r>
-        <w:t xml:space="preserve"> также поддерживает горизонтальное масштабирование для увеличения пропускной способности проверки решений. Поскольку </w:t>
-      </w:r>
-      <w:r>
-        <w:t>test-runner</w:t>
-      </w:r>
-      <w:r>
-        <w:t xml:space="preserve"> взаимодействует с системой исключительно через очередь сообщений Apache Kafka, добавление новых экземпляров этого сервиса не требует дополнительной настройки синхронизации. Каждый экземпляр </w:t>
-      </w:r>
-      <w:r>
-        <w:t>test-runner</w:t>
-      </w:r>
-      <w:r>
-        <w:t xml:space="preserve"> независимо потребляет сообщения из одной и той же темы Kafka. Брокер сообщений автоматически распределяет задачи между доступными потребителями, обеспечивая балансировку нагрузки. Механизм групп потребителей Kafka гарантирует, что каждое сообщение будет обработано ровно одним экземплятом </w:t>
-      </w:r>
-      <w:r>
-        <w:t>test-runner</w:t>
-      </w:r>
-      <w:r>
-        <w:t xml:space="preserve">. При увеличении количества поступающих задач на проверку администратор может запустить дополнительные экземпляры </w:t>
-      </w:r>
-      <w:r>
-        <w:t>test-runner</w:t>
-      </w:r>
-      <w:r>
-        <w:t xml:space="preserve">, и пропускная способность системы возрастет пропорционально числу работающих экземпляров. Отказ одного или нескольких </w:t>
-      </w:r>
-      <w:r>
-        <w:t>test-runner</w:t>
-      </w:r>
-      <w:r>
-        <w:t xml:space="preserve"> не приводит к потере задач — необработанные сообщения остаются в очереди Kafka и будут приняты другими работающими экземплярами.</w:t>
-      </w:r>
-    </w:p>
-    <w:p>
-      <w:pPr>
-        <w:pStyle w:val="3"/>
-      </w:pPr>
-      <w:r>
-        <w:t>2.5.</w:t>
-      </w:r>
-      <w:r>
-        <w:t>3</w:t>
-      </w:r>
-      <w:r>
-        <w:t xml:space="preserve"> Репликация сервиса </w:t>
-      </w:r>
-      <w:r>
-        <w:rPr>
-          <w:lang w:val="en-US"/>
-        </w:rPr>
-        <w:t>task</w:t>
-      </w:r>
-      <w:r>
-        <w:t>-</w:t>
-      </w:r>
-      <w:r>
-        <w:rPr>
-          <w:lang w:val="en-US"/>
-        </w:rPr>
-        <w:t>runner</w:t>
-      </w:r>
-    </w:p>
-    <w:p>
-      <w:r>
-        <w:t xml:space="preserve">Сервис </w:t>
-      </w:r>
-      <w:r>
-        <w:t>task-runner</w:t>
-      </w:r>
-      <w:r>
-        <w:t xml:space="preserve">, выполняющий запуск пользовательского кода в синхронном режиме по REST-запросам с фронтенда, также может быть реплицирован. Поскольку </w:t>
-      </w:r>
-      <w:r>
-        <w:t>task-runner</w:t>
-      </w:r>
-      <w:r>
-        <w:t xml:space="preserve"> не сохраняет состояние между запросами и не требует синхронизации с другими экземплярами, масштабирование этого сервиса сводится к запуску нескольких копий за балансировщиком нагрузки. Входящие REST-запросы распределяются между доступными экземплярами </w:t>
-      </w:r>
-      <w:r>
-        <w:t>task-runner</w:t>
-      </w:r>
-      <w:r>
-        <w:t xml:space="preserve">, что увеличивает общую пропускную способность по обработке интерактивных запусков кода. При отказе одного из экземпляров балансировщик нагрузки перестает направлять на него трафик, а пользовательские запросы обслуживаются оставшимися репликами. Важно отметить, что </w:t>
-      </w:r>
-      <w:r>
-        <w:t>task-runner</w:t>
-      </w:r>
-      <w:r>
-        <w:t xml:space="preserve"> не использует Kafka и не участвует в асинхронной проверке решений, что упрощает его репликацию.</w:t>
-      </w:r>
-    </w:p>
-    <w:p>
-      <w:pPr>
-        <w:pStyle w:val="3"/>
-      </w:pPr>
-      <w:r>
-        <w:lastRenderedPageBreak/>
-        <w:t>2.5.</w:t>
-      </w:r>
-      <w:r>
-        <w:t>4</w:t>
-      </w:r>
-      <w:r>
-        <w:t xml:space="preserve"> Репликация сервиса </w:t>
-      </w:r>
-      <w:r>
-        <w:rPr>
-          <w:lang w:val="en-US"/>
-        </w:rPr>
-        <w:t>lsp</w:t>
-      </w:r>
-      <w:r>
-        <w:t>-</w:t>
-      </w:r>
-      <w:r>
-        <w:rPr>
-          <w:lang w:val="en-US"/>
-        </w:rPr>
-        <w:t>manager</w:t>
-      </w:r>
-    </w:p>
-    <w:p>
-      <w:r>
-        <w:t>Сервис языковой поддержки lsp-manager, управляющий Docker-контейнерами с LSP-серверами, также может быть реплицирован для увеличения доступности. Однако специфика этого сервиса требует внимания к управлению сессиями. Каждый экземпляр lsp-manager запускает собственные контейнеры с LSP-серверами для подключенных пользователей. При горизонтальном масштабировании новые пользователи могут подключаться к разным экземплярам lsp-manager. Проблема возникает, если экземпляр, к которому был подключен пользователь, выходит из строя — LSP-сессия прерывается, и пользователю потребуется переподключиться. Для повышения доступности можно запускать lsp-manager под оркестратором контейнеров, который автоматически перезапускает упавшие экземпляры и перераспределяет новые подключения между работающими репликами. При увеличении числа одновременно работающих пользователей добавление новых экземпляров lsp-manager позволяет обслуживать больше параллельных LSP-сессий.</w:t>
-      </w:r>
-    </w:p>
-    <w:p>
-      <w:pPr>
-        <w:pStyle w:val="3"/>
-      </w:pPr>
-      <w:r>
-        <w:t>2.5.</w:t>
-      </w:r>
-      <w:r>
-        <w:t>5</w:t>
-      </w:r>
-      <w:r>
-        <w:t xml:space="preserve"> Репликация компонентов инфраструктуры</w:t>
-      </w:r>
-    </w:p>
-    <w:p>
-      <w:r>
-        <w:t>Дополнительные компоненты инфраструктуры также поддерживают репликацию. PostgreSQL, являющийся единственной базой данных в системе, может быть развернут в режиме мастер-реплика для обеспечения отказоустойчивости и распределения нагрузки на чтение. MinIO поддерживает распределенный режим работы, когда несколько узлов объединяются в кластер. Apache Kafka по своей природе является распределенной системой и поддерживает репликацию партиций между брокерами. Redis может быть развернут в кластерном режиме с мастер-репликацией. Keycloak также поддерживает кластеризацию через обнаружение узлов и репликацию кэшей. Такое комплексное использование репликации на всех уровнях архитектуры гарантирует, что система в целом сохраняет работоспособность и приемлемую производительность при отказах отдельных узлов и при росте нагрузки.</w:t>
-      </w:r>
-    </w:p>
-    <w:p>
-      <w:pPr>
-        <w:pStyle w:val="2"/>
-      </w:pPr>
-      <w:bookmarkStart w:id="21" w:name="_Toc230647488"/>
-      <w:r>
-        <w:lastRenderedPageBreak/>
-        <w:t xml:space="preserve">2.6 </w:t>
-      </w:r>
-      <w:commentRangeStart w:id="22"/>
-      <w:r>
-        <w:t>Расширение</w:t>
-      </w:r>
-      <w:commentRangeEnd w:id="22"/>
+      <w:commentRangeEnd w:id="20"/>
       <w:r>
         <w:rPr>
           <w:rStyle w:val="aff9"/>
           <w:sz w:val="28"/>
           <w:szCs w:val="28"/>
         </w:rPr>
-        <w:commentReference w:id="22"/>
+        <w:commentReference w:id="20"/>
+      </w:r>
+      <w:r>
+        <w:t>решений на стороне клиента. LSP</w:t>
+      </w:r>
+      <w:r>
+        <w:t xml:space="preserve"> [11]</w:t>
+      </w:r>
+      <w:r>
+        <w:t xml:space="preserve"> (Language Server Protocol) — это протокол, разработанный компанией Microsoft для стандартизации взаимодействия между редакторами кода и инструментами анализа языков программирования. LSP-сервер предоставляет такие возможности, как автодополнение, переход к определению, поиск ссылок, подсветка синтаксических ошибок и рефакторинг. Сервис </w:t>
+      </w:r>
+      <w:r>
+        <w:t>lsp-manager</w:t>
+      </w:r>
+      <w:r>
+        <w:t xml:space="preserve"> управляет жизненным циклом Docker-контейнеров, внутри которых запущены LSP-серверы для различных языков программирования. При подключении пользователя </w:t>
+      </w:r>
+      <w:r>
+        <w:t>lsp-manager</w:t>
+      </w:r>
+      <w:r>
+        <w:t xml:space="preserve"> создает новый контейнер с соответствующим LSP-сервером, проксирует поток ввода-вывода (</w:t>
+      </w:r>
+      <w:r>
+        <w:rPr>
+          <w:i/>
+          <w:iCs/>
+        </w:rPr>
+        <w:t>stdio</w:t>
+      </w:r>
+      <w:r>
+        <w:t xml:space="preserve">) этого контейнера в WebSocket-соединение с клиентом и обратно. Таким образом, редактор кода в браузере пользователя получает возможность взаимодействовать с LSP-сервером так, как если бы он был установлен локально. </w:t>
+      </w:r>
+      <w:r>
+        <w:t xml:space="preserve">Сервис </w:t>
+      </w:r>
+      <w:r>
+        <w:t>lsp-manager</w:t>
+      </w:r>
+      <w:r>
+        <w:t xml:space="preserve"> </w:t>
+      </w:r>
+      <w:r>
+        <w:lastRenderedPageBreak/>
+        <w:t>также отслеживает завершение сеансов и останавливает неиспользуемые контейнеры для экономии ресурсов.</w:t>
+      </w:r>
+    </w:p>
+    <w:p>
+      <w:pPr>
+        <w:pStyle w:val="2"/>
+      </w:pPr>
+      <w:bookmarkStart w:id="21" w:name="_Toc230647487"/>
+      <w:r>
+        <w:t xml:space="preserve">2.5 Возможности репликации </w:t>
+      </w:r>
+      <w:r>
+        <w:t>микросервис</w:t>
+      </w:r>
+      <w:r>
+        <w:t>ов</w:t>
+      </w:r>
+      <w:r>
+        <w:t xml:space="preserve"> ИС</w:t>
+      </w:r>
+      <w:bookmarkEnd w:id="21"/>
+    </w:p>
+    <w:p>
+      <w:r>
+        <w:t>Архитектура системы спроектирована с учетом горизонтального масштабирования и репликации ключевых компонентов для обеспечения высокой пропускной способности и отказоустойчивости. Каждый микросервис может быть запущен в нескольких экземплярах, что позволяет распределять нагрузку и сохранять работоспособность системы при отказе отдельных узлов. Механизмы синхронизации между репликами различаются в зависимости от характера сервиса и его коммуникационных паттернов.</w:t>
+      </w:r>
+    </w:p>
+    <w:p>
+      <w:pPr>
+        <w:pStyle w:val="3"/>
+      </w:pPr>
+      <w:r>
+        <w:t xml:space="preserve">2.5.1 Репликация сервиса </w:t>
+      </w:r>
+      <w:r>
+        <w:rPr>
+          <w:lang w:val="en-US"/>
+        </w:rPr>
+        <w:t>web</w:t>
+      </w:r>
+      <w:r>
+        <w:t>-</w:t>
+      </w:r>
+      <w:r>
+        <w:rPr>
+          <w:lang w:val="en-US"/>
+        </w:rPr>
+        <w:t>server</w:t>
+      </w:r>
+    </w:p>
+    <w:p>
+      <w:r>
+        <w:t xml:space="preserve">Сервис </w:t>
+      </w:r>
+      <w:r>
+        <w:t>web-server</w:t>
+      </w:r>
+      <w:r>
+        <w:t xml:space="preserve"> подлежит репликации для увеличения доступности API-шлюза и обработки возрастающего числа HTTP-запросов от фронтенда. Несколько экземпляров </w:t>
+      </w:r>
+      <w:r>
+        <w:t>web-server</w:t>
+      </w:r>
+      <w:r>
+        <w:t xml:space="preserve"> работают параллельно, каждый из которых имеет собственное подключение к PostgreSQL и Redis. При горизонтальном масштабировании </w:t>
+      </w:r>
+      <w:r>
+        <w:t>web-server</w:t>
+      </w:r>
+      <w:r>
+        <w:t xml:space="preserve"> увеличивается пропускная способность обработки CRUD-операций, запросов на проверку решений и запросов к конфигурации платформы. Проблема синхронизации между репликами решается через Redis, который используется не для кеширования, а как канал оповещения. Когда один экземпляр </w:t>
+      </w:r>
+      <w:r>
+        <w:t>web-server</w:t>
+      </w:r>
+      <w:r>
+        <w:t xml:space="preserve"> получает результат проверки из Kafka, он не может напрямую отдать его пользователю, поскольку соединение с пользователем принадлежит другому экземпляру. Поэтому сервис публикует результат в Redis, а все реплики </w:t>
+      </w:r>
+      <w:r>
+        <w:t>web-server</w:t>
+      </w:r>
+      <w:r>
+        <w:t xml:space="preserve"> подписаны на соответствующие каналы. Тот экземпляр, который имеет активное соединение с ожидающим пользователем, забирает результат из Redis и отправляет его на фронтенд. Отказ одного из экземпляров </w:t>
+      </w:r>
+      <w:r>
+        <w:t>web-server</w:t>
+      </w:r>
+      <w:r>
+        <w:t xml:space="preserve"> не приводит к потере пользовательских запросов, так как другие реплики продолжают обслуживать трафик.</w:t>
+      </w:r>
+    </w:p>
+    <w:p/>
+    <w:p>
+      <w:pPr>
+        <w:pStyle w:val="3"/>
+      </w:pPr>
+      <w:r>
+        <w:lastRenderedPageBreak/>
+        <w:t>2.5.</w:t>
+      </w:r>
+      <w:r>
+        <w:t>2</w:t>
+      </w:r>
+      <w:r>
+        <w:t xml:space="preserve"> Репликация сервиса </w:t>
+      </w:r>
+      <w:r>
+        <w:rPr>
+          <w:lang w:val="en-US"/>
+        </w:rPr>
+        <w:t>test</w:t>
+      </w:r>
+      <w:r>
+        <w:t>-</w:t>
+      </w:r>
+      <w:r>
+        <w:rPr>
+          <w:lang w:val="en-US"/>
+        </w:rPr>
+        <w:t>runner</w:t>
+      </w:r>
+    </w:p>
+    <w:p>
+      <w:r>
+        <w:t xml:space="preserve">Сервис </w:t>
+      </w:r>
+      <w:r>
+        <w:t>test-runner</w:t>
+      </w:r>
+      <w:r>
+        <w:t xml:space="preserve"> также поддерживает горизонтальное масштабирование для увеличения пропускной способности проверки решений. Поскольку </w:t>
+      </w:r>
+      <w:r>
+        <w:t>test-runner</w:t>
+      </w:r>
+      <w:r>
+        <w:t xml:space="preserve"> взаимодействует с системой исключительно через очередь сообщений Apache Kafka, добавление новых экземпляров этого сервиса не требует дополнительной настройки синхронизации. Каждый экземпляр </w:t>
+      </w:r>
+      <w:r>
+        <w:t>test-runner</w:t>
+      </w:r>
+      <w:r>
+        <w:t xml:space="preserve"> независимо потребляет сообщения из одной и той же темы Kafka. Брокер сообщений автоматически распределяет задачи между доступными потребителями, обеспечивая балансировку нагрузки. Механизм групп потребителей Kafka гарантирует, что каждое сообщение будет обработано ровно одним экземплятом </w:t>
+      </w:r>
+      <w:r>
+        <w:t>test-runner</w:t>
+      </w:r>
+      <w:r>
+        <w:t xml:space="preserve">. При увеличении количества поступающих задач на проверку администратор может запустить дополнительные экземпляры </w:t>
+      </w:r>
+      <w:r>
+        <w:t>test-runner</w:t>
+      </w:r>
+      <w:r>
+        <w:t xml:space="preserve">, и пропускная способность системы возрастет пропорционально числу работающих экземпляров. Отказ одного или нескольких </w:t>
+      </w:r>
+      <w:r>
+        <w:t>test-runner</w:t>
+      </w:r>
+      <w:r>
+        <w:t xml:space="preserve"> не приводит к потере задач — необработанные сообщения остаются в очереди Kafka и будут приняты другими работающими экземплярами.</w:t>
+      </w:r>
+    </w:p>
+    <w:p>
+      <w:pPr>
+        <w:pStyle w:val="3"/>
+      </w:pPr>
+      <w:r>
+        <w:t>2.5.</w:t>
+      </w:r>
+      <w:r>
+        <w:t>3</w:t>
+      </w:r>
+      <w:r>
+        <w:t xml:space="preserve"> Репликация сервиса </w:t>
+      </w:r>
+      <w:r>
+        <w:rPr>
+          <w:lang w:val="en-US"/>
+        </w:rPr>
+        <w:t>task</w:t>
+      </w:r>
+      <w:r>
+        <w:t>-</w:t>
+      </w:r>
+      <w:r>
+        <w:rPr>
+          <w:lang w:val="en-US"/>
+        </w:rPr>
+        <w:t>runner</w:t>
+      </w:r>
+    </w:p>
+    <w:p>
+      <w:r>
+        <w:t xml:space="preserve">Сервис </w:t>
+      </w:r>
+      <w:r>
+        <w:t>task-runner</w:t>
+      </w:r>
+      <w:r>
+        <w:t xml:space="preserve">, выполняющий запуск пользовательского кода в синхронном режиме по REST-запросам с фронтенда, также может быть реплицирован. Поскольку </w:t>
+      </w:r>
+      <w:r>
+        <w:t>task-runner</w:t>
+      </w:r>
+      <w:r>
+        <w:t xml:space="preserve"> не сохраняет состояние между запросами и не требует синхронизации с другими экземплярами, масштабирование этого сервиса сводится к запуску нескольких копий за балансировщиком нагрузки. Входящие REST-запросы распределяются между доступными экземплярами </w:t>
+      </w:r>
+      <w:r>
+        <w:t>task-runner</w:t>
+      </w:r>
+      <w:r>
+        <w:t xml:space="preserve">, что увеличивает общую пропускную способность по обработке интерактивных запусков кода. При отказе одного из экземпляров балансировщик нагрузки перестает направлять на него трафик, а пользовательские запросы обслуживаются оставшимися репликами. Важно отметить, что </w:t>
+      </w:r>
+      <w:r>
+        <w:t>task-runner</w:t>
+      </w:r>
+      <w:r>
+        <w:t xml:space="preserve"> не использует Kafka и не участвует в асинхронной проверке решений, что упрощает его репликацию.</w:t>
+      </w:r>
+    </w:p>
+    <w:p>
+      <w:pPr>
+        <w:pStyle w:val="3"/>
+      </w:pPr>
+      <w:r>
+        <w:lastRenderedPageBreak/>
+        <w:t>2.5.</w:t>
+      </w:r>
+      <w:r>
+        <w:t>4</w:t>
+      </w:r>
+      <w:r>
+        <w:t xml:space="preserve"> Репликация сервиса </w:t>
+      </w:r>
+      <w:r>
+        <w:rPr>
+          <w:lang w:val="en-US"/>
+        </w:rPr>
+        <w:t>lsp</w:t>
+      </w:r>
+      <w:r>
+        <w:t>-</w:t>
+      </w:r>
+      <w:r>
+        <w:rPr>
+          <w:lang w:val="en-US"/>
+        </w:rPr>
+        <w:t>manager</w:t>
+      </w:r>
+    </w:p>
+    <w:p>
+      <w:r>
+        <w:t>Сервис языковой поддержки lsp-manager, управляющий Docker-контейнерами с LSP-серверами, также может быть реплицирован для увеличения доступности. Однако специфика этого сервиса требует внимания к управлению сессиями. Каждый экземпляр lsp-manager запускает собственные контейнеры с LSP-серверами для подключенных пользователей. При горизонтальном масштабировании новые пользователи могут подключаться к разным экземплярам lsp-manager. Проблема возникает, если экземпляр, к которому был подключен пользователь, выходит из строя — LSP-сессия прерывается, и пользователю потребуется переподключиться. Для повышения доступности можно запускать lsp-manager под оркестратором контейнеров, который автоматически перезапускает упавшие экземпляры и перераспределяет новые подключения между работающими репликами. При увеличении числа одновременно работающих пользователей добавление новых экземпляров lsp-manager позволяет обслуживать больше параллельных LSP-сессий.</w:t>
+      </w:r>
+    </w:p>
+    <w:p>
+      <w:pPr>
+        <w:pStyle w:val="3"/>
+      </w:pPr>
+      <w:r>
+        <w:t>2.5.</w:t>
+      </w:r>
+      <w:r>
+        <w:t>5</w:t>
+      </w:r>
+      <w:r>
+        <w:t xml:space="preserve"> Репликация компонентов инфраструктуры</w:t>
+      </w:r>
+    </w:p>
+    <w:p>
+      <w:r>
+        <w:t>Дополнительные компоненты инфраструктуры также поддерживают репликацию. PostgreSQL, являющийся единственной базой данных в системе, может быть развернут в режиме мастер-реплика для обеспечения отказоустойчивости и распределения нагрузки на чтение. MinIO поддерживает распределенный режим работы, когда несколько узлов объединяются в кластер. Apache Kafka по своей природе является распределенной системой и поддерживает репликацию партиций между брокерами. Redis может быть развернут в кластерном режиме с мастер-репликацией. Keycloak также поддерживает кластеризацию через обнаружение узлов и репликацию кэшей. Такое комплексное использование репликации на всех уровнях архитектуры гарантирует, что система в целом сохраняет работоспособность и приемлемую производительность при отказах отдельных узлов и при росте нагрузки.</w:t>
+      </w:r>
+    </w:p>
+    <w:p>
+      <w:pPr>
+        <w:pStyle w:val="2"/>
+      </w:pPr>
+      <w:bookmarkStart w:id="22" w:name="_Toc230647488"/>
+      <w:r>
+        <w:lastRenderedPageBreak/>
+        <w:t xml:space="preserve">2.6 </w:t>
+      </w:r>
+      <w:commentRangeStart w:id="23"/>
+      <w:commentRangeStart w:id="24"/>
+      <w:r>
+        <w:t>Расширение</w:t>
+      </w:r>
+      <w:commentRangeEnd w:id="23"/>
+      <w:r>
+        <w:rPr>
+          <w:rStyle w:val="aff9"/>
+          <w:sz w:val="28"/>
+          <w:szCs w:val="28"/>
+        </w:rPr>
+        <w:commentReference w:id="23"/>
+      </w:r>
+      <w:commentRangeEnd w:id="24"/>
+      <w:r>
+        <w:rPr>
+          <w:rStyle w:val="aff9"/>
+          <w:sz w:val="28"/>
+          <w:szCs w:val="28"/>
+        </w:rPr>
+        <w:commentReference w:id="24"/>
       </w:r>
       <w:r>
         <w:t xml:space="preserve"> ИС через плагинизацию и конфигурацию</w:t>
       </w:r>
-      <w:bookmarkEnd w:id="21"/>
+      <w:bookmarkEnd w:id="22"/>
     </w:p>
     <w:p>
       <w:pPr>
@@ -5493,11 +5513,6 @@
       </w:r>
     </w:p>
     <w:p>
-      <w:pPr>
-        <w:rPr>
-          <w:lang w:val="en-US"/>
-        </w:rPr>
-      </w:pPr>
       <w:r>
         <w:t xml:space="preserve">Главным источником сведений о поддерживаемых языках является файл «platform.yaml». Его структура в программном коде описана набором классов конфигурации, расположенных в модуле </w:t>
       </w:r>
@@ -5554,10 +5569,7 @@
     </w:p>
     <w:p>
       <w:r>
-        <w:t>Структура конфигурации платформы показана на диаграмме классов</w:t>
-      </w:r>
-      <w:r>
-        <w:t xml:space="preserve"> </w:t>
+        <w:t xml:space="preserve">Структура конфигурации платформы показана на диаграмме классов </w:t>
       </w:r>
       <w:r>
         <w:t>на рисунке 2.3</w:t>
@@ -6192,22 +6204,7 @@
         <w:t>Эта функция принимает отчет тестового фреймворка и код завершения процесса, а возвращает объект TestExecutionResult. Следовательно, любой языковой плагин обязан реализовать единый способ получения вердикта, но внутри реализации может использовать собственный алгоритм разбора отчета.</w:t>
       </w:r>
       <w:r>
-        <w:t xml:space="preserve"> </w:t>
-      </w:r>
-      <w:r>
-        <w:t>Диаграмма классов</w:t>
-      </w:r>
-      <w:r>
-        <w:t>,</w:t>
-      </w:r>
-      <w:r>
-        <w:t xml:space="preserve"> связанная с </w:t>
-      </w:r>
-      <w:r>
-        <w:t xml:space="preserve">результатами </w:t>
-      </w:r>
-      <w:r>
-        <w:t>тестированием представлена на рисунке 2.4.</w:t>
+        <w:t xml:space="preserve"> Диаграмма классов, связанная с результатами тестированием представлена на рисунке 2.4.</w:t>
       </w:r>
     </w:p>
     <w:p/>
@@ -6713,11 +6710,11 @@
       <w:pPr>
         <w:pStyle w:val="2"/>
       </w:pPr>
-      <w:bookmarkStart w:id="23" w:name="_Toc230647489"/>
+      <w:bookmarkStart w:id="25" w:name="_Toc230647489"/>
       <w:r>
         <w:t xml:space="preserve">2.7 Генерация задач с помощью </w:t>
       </w:r>
-      <w:bookmarkEnd w:id="23"/>
+      <w:bookmarkEnd w:id="25"/>
       <w:r>
         <w:t>искусственного интеллекта</w:t>
       </w:r>
@@ -7328,18 +7325,28 @@
       <w:r>
         <w:t xml:space="preserve">После этого пользователь начинает обсуждать с кодинг-агентом задачу по программированию. </w:t>
       </w:r>
-      <w:commentRangeStart w:id="24"/>
+      <w:commentRangeStart w:id="26"/>
+      <w:commentRangeStart w:id="27"/>
       <w:r>
         <w:t>Агент определяет предметную область (домен) и считывает скилл,</w:t>
       </w:r>
-      <w:commentRangeEnd w:id="24"/>
+      <w:commentRangeEnd w:id="26"/>
       <w:r>
         <w:rPr>
           <w:rStyle w:val="aff9"/>
           <w:sz w:val="28"/>
           <w:szCs w:val="28"/>
         </w:rPr>
-        <w:commentReference w:id="24"/>
+        <w:commentReference w:id="26"/>
+      </w:r>
+      <w:commentRangeEnd w:id="27"/>
+      <w:r>
+        <w:rPr>
+          <w:rStyle w:val="aff9"/>
+          <w:sz w:val="28"/>
+          <w:szCs w:val="28"/>
+        </w:rPr>
+        <w:commentReference w:id="27"/>
       </w:r>
       <w:r>
         <w:t xml:space="preserve"> связанный с созданием задачи. Далее агент работает с локальными файлами, запускает экспорт подготовленных файлов обратно на фронтенд и инициирует валидацию задачи. Пользователь сохраняет задачу, если результат его устраивает. В случае, если агенту не хватает примеров для качественной генерации, он может получить список уже созданных пользователем задач, скачать эти задачи и использовать их в качестве референсов для улучшения качества. Пользователь может изменить навык таким образом, чтобы агент всегда скачивал определённые референсы задач.</w:t>
@@ -7452,11 +7459,11 @@
       <w:pPr>
         <w:pStyle w:val="2"/>
       </w:pPr>
-      <w:bookmarkStart w:id="25" w:name="_Toc230647490"/>
+      <w:bookmarkStart w:id="28" w:name="_Toc230647490"/>
       <w:r>
         <w:t>2.8 Вывод по главе</w:t>
       </w:r>
-      <w:bookmarkEnd w:id="25"/>
+      <w:bookmarkEnd w:id="28"/>
     </w:p>
     <w:p>
       <w:r>
@@ -7478,12 +7485,12 @@
       <w:pPr>
         <w:pStyle w:val="1"/>
       </w:pPr>
-      <w:bookmarkStart w:id="26" w:name="_Toc230647491"/>
+      <w:bookmarkStart w:id="29" w:name="_Toc230647491"/>
       <w:r>
         <w:lastRenderedPageBreak/>
         <w:t>3 Программное конструирование</w:t>
       </w:r>
-      <w:bookmarkEnd w:id="26"/>
+      <w:bookmarkEnd w:id="29"/>
     </w:p>
     <w:p>
       <w:r>
@@ -7494,14 +7501,14 @@
       <w:pPr>
         <w:pStyle w:val="2"/>
       </w:pPr>
-      <w:bookmarkStart w:id="27" w:name="_Toc230647492"/>
+      <w:bookmarkStart w:id="30" w:name="_Toc230647492"/>
       <w:r>
         <w:t xml:space="preserve">3.1 </w:t>
       </w:r>
       <w:r>
         <w:t>Выбор средств разработки</w:t>
       </w:r>
-      <w:bookmarkEnd w:id="27"/>
+      <w:bookmarkEnd w:id="30"/>
     </w:p>
     <w:p>
       <w:r>
@@ -7619,7 +7626,7 @@
       <w:pPr>
         <w:pStyle w:val="2"/>
       </w:pPr>
-      <w:bookmarkStart w:id="28" w:name="_Toc230647493"/>
+      <w:bookmarkStart w:id="31" w:name="_Toc230647493"/>
       <w:r>
         <w:t xml:space="preserve">3.2 </w:t>
       </w:r>
@@ -7632,7 +7639,7 @@
         </w:rPr>
         <w:t>Keycloak</w:t>
       </w:r>
-      <w:bookmarkEnd w:id="28"/>
+      <w:bookmarkEnd w:id="31"/>
     </w:p>
     <w:p>
       <w:r>
@@ -8044,7 +8051,7 @@
       <w:pPr>
         <w:pStyle w:val="2"/>
       </w:pPr>
-      <w:bookmarkStart w:id="29" w:name="_Toc230647494"/>
+      <w:bookmarkStart w:id="32" w:name="_Toc230647494"/>
       <w:r>
         <w:t xml:space="preserve">3.3 Структура </w:t>
       </w:r>
@@ -8060,7 +8067,7 @@
       <w:r>
         <w:t>модулей</w:t>
       </w:r>
-      <w:bookmarkEnd w:id="29"/>
+      <w:bookmarkEnd w:id="32"/>
     </w:p>
     <w:p>
       <w:r>
@@ -9703,7 +9710,7 @@
       <w:pPr>
         <w:pStyle w:val="2"/>
       </w:pPr>
-      <w:bookmarkStart w:id="30" w:name="_Toc230647495"/>
+      <w:bookmarkStart w:id="33" w:name="_Toc230647495"/>
       <w:r>
         <w:t>3.</w:t>
       </w:r>
@@ -9722,7 +9729,7 @@
       <w:r>
         <w:t>плагинов</w:t>
       </w:r>
-      <w:bookmarkEnd w:id="30"/>
+      <w:bookmarkEnd w:id="33"/>
     </w:p>
     <w:p>
       <w:pPr>
@@ -10670,7 +10677,7 @@
       <w:pPr>
         <w:pStyle w:val="2"/>
       </w:pPr>
-      <w:bookmarkStart w:id="31" w:name="_Toc230647496"/>
+      <w:bookmarkStart w:id="34" w:name="_Toc230647496"/>
       <w:r>
         <w:t xml:space="preserve">3.5 </w:t>
       </w:r>
@@ -10680,7 +10687,7 @@
       <w:r>
         <w:t>клиентской части ИС</w:t>
       </w:r>
-      <w:bookmarkEnd w:id="31"/>
+      <w:bookmarkEnd w:id="34"/>
     </w:p>
     <w:p>
       <w:r>
@@ -12487,8 +12494,8 @@
           <w:lang w:eastAsia="en-US"/>
         </w:rPr>
       </w:pPr>
-      <w:bookmarkStart w:id="32" w:name="_Toc168832073"/>
-      <w:bookmarkStart w:id="33" w:name="_Toc230647497"/>
+      <w:bookmarkStart w:id="35" w:name="_Toc168832073"/>
+      <w:bookmarkStart w:id="36" w:name="_Toc230647497"/>
       <w:r>
         <w:rPr>
           <w:rFonts w:eastAsiaTheme="minorHAnsi"/>
@@ -12503,8 +12510,8 @@
         </w:rPr>
         <w:t>6 Выводы по главе</w:t>
       </w:r>
-      <w:bookmarkEnd w:id="32"/>
-      <w:bookmarkEnd w:id="33"/>
+      <w:bookmarkEnd w:id="35"/>
+      <w:bookmarkEnd w:id="36"/>
     </w:p>
     <w:p>
       <w:r>
@@ -12540,7 +12547,7 @@
       <w:pPr>
         <w:pStyle w:val="1"/>
       </w:pPr>
-      <w:bookmarkStart w:id="34" w:name="_Toc230647498"/>
+      <w:bookmarkStart w:id="37" w:name="_Toc230647498"/>
       <w:r>
         <w:lastRenderedPageBreak/>
         <w:t>4</w:t>
@@ -12560,7 +12567,7 @@
       <w:r>
         <w:t>»</w:t>
       </w:r>
-      <w:bookmarkEnd w:id="34"/>
+      <w:bookmarkEnd w:id="37"/>
     </w:p>
     <w:p>
       <w:r>
@@ -12580,7 +12587,7 @@
       <w:pPr>
         <w:pStyle w:val="2"/>
       </w:pPr>
-      <w:bookmarkStart w:id="35" w:name="_Toc230647499"/>
+      <w:bookmarkStart w:id="38" w:name="_Toc230647499"/>
       <w:r>
         <w:t>4</w:t>
       </w:r>
@@ -12590,7 +12597,7 @@
       <w:r>
         <w:t>Демонстрации базового пользовательского пути</w:t>
       </w:r>
-      <w:bookmarkEnd w:id="35"/>
+      <w:bookmarkEnd w:id="38"/>
     </w:p>
     <w:p>
       <w:r>
@@ -13064,12 +13071,12 @@
       <w:pPr>
         <w:pStyle w:val="2"/>
       </w:pPr>
-      <w:bookmarkStart w:id="36" w:name="_Toc230647500"/>
+      <w:bookmarkStart w:id="39" w:name="_Toc230647500"/>
       <w:r>
         <w:lastRenderedPageBreak/>
         <w:t>4.2 Создание задачи</w:t>
       </w:r>
-      <w:bookmarkEnd w:id="36"/>
+      <w:bookmarkEnd w:id="39"/>
     </w:p>
     <w:p>
       <w:pPr>
@@ -13166,7 +13173,7 @@
       <w:pPr>
         <w:pStyle w:val="2"/>
       </w:pPr>
-      <w:bookmarkStart w:id="37" w:name="_Toc230647501"/>
+      <w:bookmarkStart w:id="40" w:name="_Toc230647501"/>
       <w:r>
         <w:t>4.</w:t>
       </w:r>
@@ -13176,7 +13183,7 @@
       <w:r>
         <w:t xml:space="preserve"> Редактирование задачи при помощи AI агента</w:t>
       </w:r>
-      <w:bookmarkEnd w:id="37"/>
+      <w:bookmarkEnd w:id="40"/>
     </w:p>
     <w:p>
       <w:r>
@@ -13580,7 +13587,7 @@
       <w:pPr>
         <w:pStyle w:val="2"/>
       </w:pPr>
-      <w:bookmarkStart w:id="38" w:name="_Toc230647502"/>
+      <w:bookmarkStart w:id="41" w:name="_Toc230647502"/>
       <w:r>
         <w:lastRenderedPageBreak/>
         <w:t>4.</w:t>
@@ -13594,7 +13601,7 @@
       <w:r>
         <w:t>кода на платформе</w:t>
       </w:r>
-      <w:bookmarkEnd w:id="38"/>
+      <w:bookmarkEnd w:id="41"/>
     </w:p>
     <w:p>
       <w:r>
@@ -13946,8 +13953,8 @@
           <w:lang w:eastAsia="en-US"/>
         </w:rPr>
       </w:pPr>
-      <w:bookmarkStart w:id="39" w:name="_Toc168832076"/>
-      <w:bookmarkStart w:id="40" w:name="_Toc230647503"/>
+      <w:bookmarkStart w:id="42" w:name="_Toc168832076"/>
+      <w:bookmarkStart w:id="43" w:name="_Toc230647503"/>
       <w:r>
         <w:rPr>
           <w:rFonts w:eastAsiaTheme="minorHAnsi"/>
@@ -13976,8 +13983,8 @@
         </w:rPr>
         <w:t xml:space="preserve"> Вывод по главе</w:t>
       </w:r>
-      <w:bookmarkEnd w:id="39"/>
-      <w:bookmarkEnd w:id="40"/>
+      <w:bookmarkEnd w:id="42"/>
+      <w:bookmarkEnd w:id="43"/>
     </w:p>
     <w:p>
       <w:r>
@@ -14037,12 +14044,12 @@
       <w:pPr>
         <w:pStyle w:val="aff2"/>
       </w:pPr>
-      <w:bookmarkStart w:id="41" w:name="_Toc230647504"/>
+      <w:bookmarkStart w:id="44" w:name="_Toc230647504"/>
       <w:r>
         <w:lastRenderedPageBreak/>
         <w:t>Заключение</w:t>
       </w:r>
-      <w:bookmarkEnd w:id="41"/>
+      <w:bookmarkEnd w:id="44"/>
     </w:p>
     <w:p>
       <w:r>
@@ -14119,12 +14126,12 @@
       <w:pPr>
         <w:pStyle w:val="aff2"/>
       </w:pPr>
-      <w:bookmarkStart w:id="42" w:name="_Toc230647505"/>
+      <w:bookmarkStart w:id="45" w:name="_Toc230647505"/>
       <w:r>
         <w:lastRenderedPageBreak/>
         <w:t>Перечень использованных информационных ресурсов</w:t>
       </w:r>
-      <w:bookmarkEnd w:id="42"/>
+      <w:bookmarkEnd w:id="45"/>
     </w:p>
     <w:p>
       <w:pPr>
@@ -14140,8 +14147,8 @@
         <w:spacing w:before="0" w:after="0"/>
         <w:ind w:left="0" w:firstLine="851"/>
       </w:pPr>
-      <w:bookmarkStart w:id="43" w:name="_Hlk186990129"/>
-      <w:bookmarkStart w:id="44" w:name="_Hlk40530821"/>
+      <w:bookmarkStart w:id="46" w:name="_Hlk186990129"/>
+      <w:bookmarkStart w:id="47" w:name="_Hlk40530821"/>
       <w:r>
         <w:t>Leetcode</w:t>
       </w:r>
@@ -14184,8 +14191,8 @@
         <w:spacing w:before="0" w:after="0"/>
         <w:ind w:left="0" w:firstLine="851"/>
       </w:pPr>
-      <w:bookmarkStart w:id="45" w:name="_Hlk186990139"/>
-      <w:bookmarkEnd w:id="43"/>
+      <w:bookmarkStart w:id="48" w:name="_Hlk186990139"/>
+      <w:bookmarkEnd w:id="46"/>
       <w:r>
         <w:t xml:space="preserve">Информатикс Олимпиадное программирование [Электронный ресурс], </w:t>
       </w:r>
@@ -14222,8 +14229,8 @@
         <w:spacing w:before="0" w:after="0"/>
         <w:ind w:left="0" w:firstLine="851"/>
       </w:pPr>
-      <w:bookmarkStart w:id="46" w:name="_Hlk186990155"/>
-      <w:bookmarkEnd w:id="45"/>
+      <w:bookmarkStart w:id="49" w:name="_Hlk186990155"/>
+      <w:bookmarkEnd w:id="48"/>
       <w:r>
         <w:t>Codewars Обучение программированию [Элект</w:t>
       </w:r>
@@ -15248,7 +15255,7 @@
         <w:t xml:space="preserve"> – С. 29–32.</w:t>
       </w:r>
     </w:p>
-    <w:bookmarkEnd w:id="46"/>
+    <w:bookmarkEnd w:id="49"/>
     <w:p>
       <w:pPr>
         <w:shd w:val="clear" w:color="auto" w:fill="auto"/>
@@ -15276,7 +15283,7 @@
           <w:bCs/>
         </w:rPr>
       </w:pPr>
-      <w:bookmarkStart w:id="47" w:name="_Toc230647506"/>
+      <w:bookmarkStart w:id="50" w:name="_Toc230647506"/>
       <w:r>
         <w:rPr>
           <w:b/>
@@ -15285,7 +15292,7 @@
         <w:lastRenderedPageBreak/>
         <w:t>Приложение А Техническое задание</w:t>
       </w:r>
-      <w:bookmarkEnd w:id="47"/>
+      <w:bookmarkEnd w:id="50"/>
     </w:p>
     <w:tbl>
       <w:tblPr>
@@ -15468,8 +15475,8 @@
           <w:sz w:val="24"/>
         </w:rPr>
       </w:pPr>
-      <w:bookmarkStart w:id="48" w:name="_Toc229496310"/>
-      <w:bookmarkStart w:id="49" w:name="_Toc230647507"/>
+      <w:bookmarkStart w:id="51" w:name="_Toc229496310"/>
+      <w:bookmarkStart w:id="52" w:name="_Toc230647507"/>
       <w:r>
         <w:rPr>
           <w:b/>
@@ -15478,8 +15485,8 @@
         </w:rPr>
         <w:t>А.1 Общие сведения</w:t>
       </w:r>
-      <w:bookmarkEnd w:id="48"/>
-      <w:bookmarkEnd w:id="49"/>
+      <w:bookmarkEnd w:id="51"/>
+      <w:bookmarkEnd w:id="52"/>
     </w:p>
     <w:p>
       <w:pPr>
@@ -15886,8 +15893,8 @@
           <w:sz w:val="24"/>
         </w:rPr>
       </w:pPr>
-      <w:bookmarkStart w:id="50" w:name="_Toc229496311"/>
-      <w:bookmarkStart w:id="51" w:name="_Toc230647508"/>
+      <w:bookmarkStart w:id="53" w:name="_Toc229496311"/>
+      <w:bookmarkStart w:id="54" w:name="_Toc230647508"/>
       <w:r>
         <w:rPr>
           <w:b/>
@@ -15898,8 +15905,8 @@
         <w:lastRenderedPageBreak/>
         <w:t>А.2 Назначение и цели создания системы</w:t>
       </w:r>
-      <w:bookmarkEnd w:id="50"/>
-      <w:bookmarkEnd w:id="51"/>
+      <w:bookmarkEnd w:id="53"/>
+      <w:bookmarkEnd w:id="54"/>
     </w:p>
     <w:p>
       <w:pPr>
@@ -16107,8 +16114,8 @@
           <w:sz w:val="24"/>
         </w:rPr>
       </w:pPr>
-      <w:bookmarkStart w:id="52" w:name="_Toc229496312"/>
-      <w:bookmarkStart w:id="53" w:name="_Toc230647509"/>
+      <w:bookmarkStart w:id="55" w:name="_Toc229496312"/>
+      <w:bookmarkStart w:id="56" w:name="_Toc230647509"/>
       <w:r>
         <w:rPr>
           <w:b/>
@@ -16118,8 +16125,8 @@
         </w:rPr>
         <w:t>А.3 Требования к системе</w:t>
       </w:r>
-      <w:bookmarkEnd w:id="52"/>
-      <w:bookmarkEnd w:id="53"/>
+      <w:bookmarkEnd w:id="55"/>
+      <w:bookmarkEnd w:id="56"/>
     </w:p>
     <w:p>
       <w:pPr>
@@ -18231,8 +18238,8 @@
           <w:sz w:val="24"/>
         </w:rPr>
       </w:pPr>
-      <w:bookmarkStart w:id="54" w:name="_Toc229496313"/>
-      <w:bookmarkStart w:id="55" w:name="_Toc230647510"/>
+      <w:bookmarkStart w:id="57" w:name="_Toc229496313"/>
+      <w:bookmarkStart w:id="58" w:name="_Toc230647510"/>
       <w:r>
         <w:rPr>
           <w:b/>
@@ -18241,8 +18248,8 @@
         </w:rPr>
         <w:t>А.4 Требования к составу работ по разработке</w:t>
       </w:r>
-      <w:bookmarkEnd w:id="54"/>
-      <w:bookmarkEnd w:id="55"/>
+      <w:bookmarkEnd w:id="57"/>
+      <w:bookmarkEnd w:id="58"/>
     </w:p>
     <w:p>
       <w:pPr>
@@ -19781,8 +19788,8 @@
           <w:sz w:val="24"/>
         </w:rPr>
       </w:pPr>
-      <w:bookmarkStart w:id="56" w:name="_Toc229496314"/>
-      <w:bookmarkStart w:id="57" w:name="_Toc230647511"/>
+      <w:bookmarkStart w:id="59" w:name="_Toc229496314"/>
+      <w:bookmarkStart w:id="60" w:name="_Toc230647511"/>
       <w:r>
         <w:rPr>
           <w:b/>
@@ -19791,8 +19798,8 @@
         </w:rPr>
         <w:t>А.5 Требования к документированию</w:t>
       </w:r>
-      <w:bookmarkEnd w:id="56"/>
-      <w:bookmarkEnd w:id="57"/>
+      <w:bookmarkEnd w:id="59"/>
+      <w:bookmarkEnd w:id="60"/>
     </w:p>
     <w:p>
       <w:pPr>
@@ -19901,8 +19908,8 @@
           <w:sz w:val="24"/>
         </w:rPr>
       </w:pPr>
-      <w:bookmarkStart w:id="58" w:name="_Toc229496315"/>
-      <w:bookmarkStart w:id="59" w:name="_Toc230647512"/>
+      <w:bookmarkStart w:id="61" w:name="_Toc229496315"/>
+      <w:bookmarkStart w:id="62" w:name="_Toc230647512"/>
       <w:r>
         <w:rPr>
           <w:b/>
@@ -19912,8 +19919,8 @@
         <w:lastRenderedPageBreak/>
         <w:t>А.6 Порядок контроля и приемки</w:t>
       </w:r>
-      <w:bookmarkEnd w:id="58"/>
-      <w:bookmarkEnd w:id="59"/>
+      <w:bookmarkEnd w:id="61"/>
+      <w:bookmarkEnd w:id="62"/>
     </w:p>
     <w:p>
       <w:pPr>
@@ -20172,7 +20179,7 @@
         <w:jc w:val="left"/>
       </w:pPr>
     </w:p>
-    <w:bookmarkEnd w:id="44"/>
+    <w:bookmarkEnd w:id="47"/>
     <w:p>
       <w:pPr>
         <w:jc w:val="left"/>
@@ -20188,7 +20195,7 @@
           <w:sz w:val="28"/>
         </w:rPr>
       </w:pPr>
-      <w:bookmarkStart w:id="60" w:name="_Toc230647513"/>
+      <w:bookmarkStart w:id="63" w:name="_Toc230647513"/>
       <w:r>
         <w:rPr>
           <w:sz w:val="28"/>
@@ -20214,7 +20221,7 @@
         </w:rPr>
         <w:t>Листинг программы</w:t>
       </w:r>
-      <w:bookmarkEnd w:id="60"/>
+      <w:bookmarkEnd w:id="63"/>
     </w:p>
     <w:p>
       <w:pPr>
@@ -21292,7 +21299,25 @@
       </w:r>
     </w:p>
   </w:comment>
-  <w:comment w:id="22" w:author="Автор" w:initials="A">
+  <w:comment w:id="20" w:author="Автор" w:initials="A">
+    <w:p>
+      <w:pPr>
+        <w:pStyle w:val="affa"/>
+        <w:ind w:firstLine="0"/>
+        <w:jc w:val="left"/>
+      </w:pPr>
+      <w:r>
+        <w:rPr>
+          <w:rStyle w:val="aff9"/>
+        </w:rPr>
+        <w:annotationRef/>
+      </w:r>
+      <w:r>
+        <w:t>Готово, больше не нашел</w:t>
+      </w:r>
+    </w:p>
+  </w:comment>
+  <w:comment w:id="23" w:author="Автор" w:initials="A">
     <w:p>
       <w:pPr>
         <w:pStyle w:val="affa"/>
@@ -21312,6 +21337,24 @@
     <w:p>
       <w:pPr>
         <w:pStyle w:val="affa"/>
+        <w:ind w:firstLine="0"/>
+        <w:jc w:val="left"/>
+      </w:pPr>
+      <w:r>
+        <w:rPr>
+          <w:rStyle w:val="aff9"/>
+        </w:rPr>
+        <w:annotationRef/>
+      </w:r>
+      <w:r>
+        <w:t>Расширил описание. +6 страниц к отчету.</w:t>
+      </w:r>
+    </w:p>
+  </w:comment>
+  <w:comment w:id="26" w:author="Автор" w:initials="A">
+    <w:p>
+      <w:pPr>
+        <w:pStyle w:val="affa"/>
         <w:rPr>
           <w:lang w:val="en-US"/>
         </w:rPr>
@@ -21324,6 +21367,24 @@
       </w:r>
       <w:r>
         <w:t>вами этот навык разработан? Почему он не описан? Взят у других? Почему нет ссылки?</w:t>
+      </w:r>
+    </w:p>
+  </w:comment>
+  <w:comment w:id="27" w:author="Автор" w:initials="A">
+    <w:p>
+      <w:pPr>
+        <w:pStyle w:val="affa"/>
+        <w:ind w:firstLine="0"/>
+        <w:jc w:val="left"/>
+      </w:pPr>
+      <w:r>
+        <w:rPr>
+          <w:rStyle w:val="aff9"/>
+        </w:rPr>
+        <w:annotationRef/>
+      </w:r>
+      <w:r>
+        <w:t xml:space="preserve">Разработан мной. Навык был описан в абзаце выше. Дополнительно расширил его. </w:t>
       </w:r>
     </w:p>
   </w:comment>
@@ -21333,16 +21394,22 @@
 <file path=word/commentsExtended.xml><?xml version="1.0" encoding="utf-8"?>
 <w15:commentsEx xmlns:wpc="http://schemas.microsoft.com/office/word/2010/wordprocessingCanvas" xmlns:cx="http://schemas.microsoft.com/office/drawing/2014/chartex" xmlns:cx1="http://schemas.microsoft.com/office/drawing/2015/9/8/chartex" xmlns:cx2="http://schemas.microsoft.com/office/drawing/2015/10/21/chartex" xmlns:cx3="http://schemas.microsoft.com/office/drawing/2016/5/9/chartex" xmlns:cx4="http://schemas.microsoft.com/office/drawing/2016/5/10/chartex" xmlns:cx5="http://schemas.microsoft.com/office/drawing/2016/5/11/chartex" xmlns:cx6="http://schemas.microsoft.com/office/drawing/2016/5/12/chartex" xmlns:cx7="http://schemas.microsoft.com/office/drawing/2016/5/13/chartex" xmlns:cx8="http://schemas.microsoft.com/office/drawing/2016/5/14/chartex" xmlns:mc="http://schemas.openxmlformats.org/markup-compatibility/2006" xmlns:aink="http://schemas.microsoft.com/office/drawing/2016/ink" xmlns:am3d="http://schemas.microsoft.com/office/drawing/2017/model3d" xmlns:o="urn:schemas-microsoft-com:office:office" xmlns:oel="http://schemas.microsoft.com/office/2019/extlst" xmlns:r="http://schemas.openxmlformats.org/officeDocument/2006/relationships" xmlns:m="http://schemas.openxmlformats.org/officeDocument/2006/math" xmlns:v="urn:schemas-microsoft-com:vml" xmlns:wp14="http://schemas.microsoft.com/office/word/2010/wordprocessingDrawing" xmlns:wp="http://schemas.openxmlformats.org/drawingml/2006/wordprocessingDrawing" xmlns:w10="urn:schemas-microsoft-com:office:word" xmlns:w="http://schemas.openxmlformats.org/wordprocessingml/2006/main" xmlns:w14="http://schemas.microsoft.com/office/word/2010/wordml" xmlns:w15="http://schemas.microsoft.com/office/word/2012/wordml" xmlns:w16cex="http://schemas.microsoft.com/office/word/2018/wordml/cex" xmlns:w16cid="http://schemas.microsoft.com/office/word/2016/wordml/cid" xmlns:w16="http://schemas.microsoft.com/office/word/2018/wordml" xmlns:w16du="http://schemas.microsoft.com/office/word/2023/wordml/word16du" xmlns:w16sdtdh="http://schemas.microsoft.com/office/word/2020/wordml/sdtdatahash" xmlns:w16sdtfl="http://schemas.microsoft.com/office/word/2024/wordml/sdtformatlock" xmlns:w16se="http://schemas.microsoft.com/office/word/2015/wordml/symex" xmlns:wpg="http://schemas.microsoft.com/office/word/2010/wordprocessingGroup" xmlns:wpi="http://schemas.microsoft.com/office/word/2010/wordprocessingInk" xmlns:wne="http://schemas.microsoft.com/office/word/2006/wordml" xmlns:wps="http://schemas.microsoft.com/office/word/2010/wordprocessingShape" mc:Ignorable="w14 w15 w16se w16cid w16 w16cex w16sdtdh w16sdtfl w16du wp14">
   <w15:commentEx w15:paraId="5F0E703B" w15:done="0"/>
+  <w15:commentEx w15:paraId="1D7FB1F9" w15:paraIdParent="5F0E703B" w15:done="0"/>
   <w15:commentEx w15:paraId="7D34A347" w15:done="0"/>
+  <w15:commentEx w15:paraId="6B05A6BE" w15:paraIdParent="7D34A347" w15:done="0"/>
   <w15:commentEx w15:paraId="49B1E177" w15:done="0"/>
+  <w15:commentEx w15:paraId="2788D5DA" w15:paraIdParent="49B1E177" w15:done="0"/>
 </w15:commentsEx>
 </file>
 
 <file path=word/commentsIds.xml><?xml version="1.0" encoding="utf-8"?>
 <w16cid:commentsIds xmlns:wpc="http://schemas.microsoft.com/office/word/2010/wordprocessingCanvas" xmlns:cx="http://schemas.microsoft.com/office/drawing/2014/chartex" xmlns:cx1="http://schemas.microsoft.com/office/drawing/2015/9/8/chartex" xmlns:cx2="http://schemas.microsoft.com/office/drawing/2015/10/21/chartex" xmlns:cx3="http://schemas.microsoft.com/office/drawing/2016/5/9/chartex" xmlns:cx4="http://schemas.microsoft.com/office/drawing/2016/5/10/chartex" xmlns:cx5="http://schemas.microsoft.com/office/drawing/2016/5/11/chartex" xmlns:cx6="http://schemas.microsoft.com/office/drawing/2016/5/12/chartex" xmlns:cx7="http://schemas.microsoft.com/office/drawing/2016/5/13/chartex" xmlns:cx8="http://schemas.microsoft.com/office/drawing/2016/5/14/chartex" xmlns:mc="http://schemas.openxmlformats.org/markup-compatibility/2006" xmlns:aink="http://schemas.microsoft.com/office/drawing/2016/ink" xmlns:am3d="http://schemas.microsoft.com/office/drawing/2017/model3d" xmlns:o="urn:schemas-microsoft-com:office:office" xmlns:oel="http://schemas.microsoft.com/office/2019/extlst" xmlns:r="http://schemas.openxmlformats.org/officeDocument/2006/relationships" xmlns:m="http://schemas.openxmlformats.org/officeDocument/2006/math" xmlns:v="urn:schemas-microsoft-com:vml" xmlns:wp14="http://schemas.microsoft.com/office/word/2010/wordprocessingDrawing" xmlns:wp="http://schemas.openxmlformats.org/drawingml/2006/wordprocessingDrawing" xmlns:w10="urn:schemas-microsoft-com:office:word" xmlns:w="http://schemas.openxmlformats.org/wordprocessingml/2006/main" xmlns:w14="http://schemas.microsoft.com/office/word/2010/wordml" xmlns:w15="http://schemas.microsoft.com/office/word/2012/wordml" xmlns:w16cex="http://schemas.microsoft.com/office/word/2018/wordml/cex" xmlns:w16cid="http://schemas.microsoft.com/office/word/2016/wordml/cid" xmlns:w16="http://schemas.microsoft.com/office/word/2018/wordml" xmlns:w16du="http://schemas.microsoft.com/office/word/2023/wordml/word16du" xmlns:w16sdtdh="http://schemas.microsoft.com/office/word/2020/wordml/sdtdatahash" xmlns:w16sdtfl="http://schemas.microsoft.com/office/word/2024/wordml/sdtformatlock" xmlns:w16se="http://schemas.microsoft.com/office/word/2015/wordml/symex" xmlns:wpg="http://schemas.microsoft.com/office/word/2010/wordprocessingGroup" xmlns:wpi="http://schemas.microsoft.com/office/word/2010/wordprocessingInk" xmlns:wne="http://schemas.microsoft.com/office/word/2006/wordml" xmlns:wps="http://schemas.microsoft.com/office/word/2010/wordprocessingShape" mc:Ignorable="w14 w15 w16se w16cid w16 w16cex w16sdtdh w16sdtfl w16du wp14">
   <w16cid:commentId w16cid:paraId="5F0E703B" w16cid:durableId="5F0E703B"/>
+  <w16cid:commentId w16cid:paraId="1D7FB1F9" w16cid:durableId="02D06004"/>
   <w16cid:commentId w16cid:paraId="7D34A347" w16cid:durableId="7D34A347"/>
+  <w16cid:commentId w16cid:paraId="6B05A6BE" w16cid:durableId="5F06A5D0"/>
   <w16cid:commentId w16cid:paraId="49B1E177" w16cid:durableId="49B1E177"/>
+  <w16cid:commentId w16cid:paraId="2788D5DA" w16cid:durableId="106414B7"/>
 </w16cid:commentsIds>
 </file>
 
@@ -31351,6 +31418,7 @@
   <w:style w:type="character" w:default="1" w:styleId="a1">
     <w:name w:val="Default Paragraph Font"/>
     <w:uiPriority w:val="1"/>
+    <w:semiHidden/>
     <w:unhideWhenUsed/>
   </w:style>
   <w:style w:type="table" w:default="1" w:styleId="a2">
